--- a/3-HUONG DAN/HƯỚNG DẪN CÀI ĐẶT VÀ TRIỂN KHAI.docx
+++ b/3-HUONG DAN/HƯỚNG DẪN CÀI ĐẶT VÀ TRIỂN KHAI.docx
@@ -8386,7 +8386,10 @@
         <w:t>Window 1:</w:t>
       </w:r>
       <w:r>
-        <w:t> Transfer BANKA001 → BANKA002, $1,000</w:t>
+        <w:t xml:space="preserve"> Transfer BANKA001 → BANKA002, </w:t>
+      </w:r>
+      <w:r>
+        <w:t>5.000đ</w:t>
       </w:r>
     </w:p>
     <w:p>
@@ -8428,12 +8431,60 @@
       </w:r>
     </w:p>
     <w:p>
+      <w:pPr>
+        <w:rPr>
+          <w:b/>
+          <w:bCs/>
+        </w:rPr>
+      </w:pPr>
       <w:r>
         <w:rPr>
           <w:b/>
           <w:bCs/>
         </w:rPr>
         <w:t>→ Real-time updates without refresh!</w:t>
+      </w:r>
+    </w:p>
+    <w:p>
+      <w:r>
+        <w:rPr>
+          <w:noProof/>
+        </w:rPr>
+        <w:drawing>
+          <wp:inline distT="0" distB="0" distL="0" distR="0" wp14:anchorId="19904557" wp14:editId="12313D94">
+            <wp:extent cx="5940425" cy="1656080"/>
+            <wp:effectExtent l="0" t="0" r="3175" b="1270"/>
+            <wp:docPr id="234547159" name="Picture 1" descr="A screenshot of a computer&#10;&#10;AI-generated content may be incorrect."/>
+            <wp:cNvGraphicFramePr>
+              <a:graphicFrameLocks xmlns:a="http://schemas.openxmlformats.org/drawingml/2006/main" noChangeAspect="1"/>
+            </wp:cNvGraphicFramePr>
+            <a:graphic xmlns:a="http://schemas.openxmlformats.org/drawingml/2006/main">
+              <a:graphicData uri="http://schemas.openxmlformats.org/drawingml/2006/picture">
+                <pic:pic xmlns:pic="http://schemas.openxmlformats.org/drawingml/2006/picture">
+                  <pic:nvPicPr>
+                    <pic:cNvPr id="234547159" name="Picture 1" descr="A screenshot of a computer&#10;&#10;AI-generated content may be incorrect."/>
+                    <pic:cNvPicPr/>
+                  </pic:nvPicPr>
+                  <pic:blipFill>
+                    <a:blip r:embed="rId52"/>
+                    <a:stretch>
+                      <a:fillRect/>
+                    </a:stretch>
+                  </pic:blipFill>
+                  <pic:spPr>
+                    <a:xfrm>
+                      <a:off x="0" y="0"/>
+                      <a:ext cx="5940425" cy="1656080"/>
+                    </a:xfrm>
+                    <a:prstGeom prst="rect">
+                      <a:avLst/>
+                    </a:prstGeom>
+                  </pic:spPr>
+                </pic:pic>
+              </a:graphicData>
+            </a:graphic>
+          </wp:inline>
+        </w:drawing>
       </w:r>
     </w:p>
     <w:p>
@@ -8974,6 +9025,7 @@
           </w:p>
           <w:p>
             <w:r>
+              <w:lastRenderedPageBreak/>
               <w:t xml:space="preserve">          </w:t>
             </w:r>
             <w:r>
@@ -9042,7 +9094,6 @@
           </w:p>
           <w:p>
             <w:r>
-              <w:lastRenderedPageBreak/>
               <w:t xml:space="preserve">      limits:</w:t>
             </w:r>
           </w:p>
@@ -9212,7 +9263,7 @@
       <w:r>
         <w:t> Truy cập </w:t>
       </w:r>
-      <w:hyperlink r:id="rId52" w:history="1">
+      <w:hyperlink r:id="rId53" w:history="1">
         <w:r>
           <w:rPr>
             <w:rStyle w:val="Hyperlink"/>
@@ -9327,6 +9378,7 @@
                 <w:b/>
                 <w:bCs/>
               </w:rPr>
+              <w:lastRenderedPageBreak/>
               <w:t>Restart frontend:</w:t>
             </w:r>
           </w:p>
@@ -9345,7 +9397,6 @@
     <w:p/>
     <w:p>
       <w:r>
-        <w:lastRenderedPageBreak/>
         <w:pict w14:anchorId="73730342">
           <v:rect id="_x0000_i1040" style="width:0;height:3pt" o:hralign="center" o:hrstd="t" o:hr="t" fillcolor="#a0a0a0" stroked="f"/>
         </w:pict>
@@ -9686,6 +9737,7 @@
     <w:p/>
     <w:p>
       <w:r>
+        <w:lastRenderedPageBreak/>
         <w:pict w14:anchorId="206E0BBE">
           <v:rect id="_x0000_i1042" style="width:0;height:3pt" o:hralign="center" o:hrstd="t" o:hr="t" fillcolor="#a0a0a0" stroked="f"/>
         </w:pict>
@@ -9752,7 +9804,6 @@
           <w:b/>
           <w:bCs/>
         </w:rPr>
-        <w:lastRenderedPageBreak/>
         <w:t>10.2. Dừng và Xóa Containers (Giữ Volumes)</w:t>
       </w:r>
     </w:p>
@@ -9979,6 +10030,7 @@
           <w:b/>
           <w:bCs/>
         </w:rPr>
+        <w:lastRenderedPageBreak/>
         <w:t>Ports Exposed:</w:t>
       </w:r>
     </w:p>
@@ -10179,7 +10231,7 @@
             <w:hideMark/>
           </w:tcPr>
           <w:p>
-            <w:hyperlink r:id="rId53" w:history="1">
+            <w:hyperlink r:id="rId54" w:history="1">
               <w:r>
                 <w:rPr>
                   <w:rStyle w:val="Hyperlink"/>
@@ -10261,7 +10313,7 @@
             <w:hideMark/>
           </w:tcPr>
           <w:p>
-            <w:hyperlink r:id="rId54" w:history="1">
+            <w:hyperlink r:id="rId55" w:history="1">
               <w:r>
                 <w:rPr>
                   <w:rStyle w:val="Hyperlink"/>
@@ -10294,7 +10346,6 @@
           </w:tcPr>
           <w:p>
             <w:r>
-              <w:lastRenderedPageBreak/>
               <w:t>Auth Service</w:t>
             </w:r>
           </w:p>
@@ -10344,7 +10395,7 @@
             <w:hideMark/>
           </w:tcPr>
           <w:p>
-            <w:hyperlink r:id="rId55" w:history="1">
+            <w:hyperlink r:id="rId56" w:history="1">
               <w:r>
                 <w:rPr>
                   <w:rStyle w:val="Hyperlink"/>
@@ -10426,7 +10477,7 @@
             <w:hideMark/>
           </w:tcPr>
           <w:p>
-            <w:hyperlink r:id="rId56" w:history="1">
+            <w:hyperlink r:id="rId57" w:history="1">
               <w:r>
                 <w:rPr>
                   <w:rStyle w:val="Hyperlink"/>
@@ -10508,7 +10559,7 @@
             <w:hideMark/>
           </w:tcPr>
           <w:p>
-            <w:hyperlink r:id="rId57" w:history="1">
+            <w:hyperlink r:id="rId58" w:history="1">
               <w:r>
                 <w:rPr>
                   <w:rStyle w:val="Hyperlink"/>
@@ -10590,7 +10641,7 @@
             <w:hideMark/>
           </w:tcPr>
           <w:p>
-            <w:hyperlink r:id="rId58" w:history="1">
+            <w:hyperlink r:id="rId59" w:history="1">
               <w:r>
                 <w:rPr>
                   <w:rStyle w:val="Hyperlink"/>
@@ -10672,7 +10723,7 @@
             <w:hideMark/>
           </w:tcPr>
           <w:p>
-            <w:hyperlink r:id="rId59" w:history="1">
+            <w:hyperlink r:id="rId60" w:history="1">
               <w:r>
                 <w:rPr>
                   <w:rStyle w:val="Hyperlink"/>
@@ -10754,7 +10805,7 @@
             <w:hideMark/>
           </w:tcPr>
           <w:p>
-            <w:hyperlink r:id="rId60" w:history="1">
+            <w:hyperlink r:id="rId61" w:history="1">
               <w:r>
                 <w:rPr>
                   <w:rStyle w:val="Hyperlink"/>
@@ -11270,6 +11321,7 @@
         </w:numPr>
       </w:pPr>
       <w:r>
+        <w:lastRenderedPageBreak/>
         <w:t>CPU: 10-20%</w:t>
       </w:r>
     </w:p>
@@ -11315,7 +11367,6 @@
           <w:b/>
           <w:bCs/>
         </w:rPr>
-        <w:lastRenderedPageBreak/>
         <w:t>✅</w:t>
       </w:r>
       <w:r>
@@ -11411,7 +11462,7 @@
       <w:r>
         <w:t> Truy cập </w:t>
       </w:r>
-      <w:hyperlink r:id="rId61" w:history="1">
+      <w:hyperlink r:id="rId62" w:history="1">
         <w:r>
           <w:rPr>
             <w:rStyle w:val="Hyperlink"/>
@@ -11656,9 +11707,10 @@
         </w:numPr>
       </w:pPr>
       <w:r>
+        <w:lastRenderedPageBreak/>
         <w:t>GitHub Issues: </w:t>
       </w:r>
-      <w:hyperlink r:id="rId62" w:history="1">
+      <w:hyperlink r:id="rId63" w:history="1">
         <w:r>
           <w:rPr>
             <w:rStyle w:val="Hyperlink"/>
@@ -11698,7 +11750,6 @@
           <w:b/>
           <w:bCs/>
         </w:rPr>
-        <w:lastRenderedPageBreak/>
         <w:t>📚</w:t>
       </w:r>
       <w:r>
@@ -11734,7 +11785,7 @@
       <w:r>
         <w:t>Docker Documentation: </w:t>
       </w:r>
-      <w:hyperlink r:id="rId63" w:history="1">
+      <w:hyperlink r:id="rId64" w:history="1">
         <w:r>
           <w:rPr>
             <w:rStyle w:val="Hyperlink"/>
@@ -11753,7 +11804,7 @@
       <w:r>
         <w:t>Docker Compose: </w:t>
       </w:r>
-      <w:hyperlink r:id="rId64" w:history="1">
+      <w:hyperlink r:id="rId65" w:history="1">
         <w:r>
           <w:rPr>
             <w:rStyle w:val="Hyperlink"/>
@@ -11787,7 +11838,7 @@
       <w:r>
         <w:t>.NET 8.0: </w:t>
       </w:r>
-      <w:hyperlink r:id="rId65" w:history="1">
+      <w:hyperlink r:id="rId66" w:history="1">
         <w:r>
           <w:rPr>
             <w:rStyle w:val="Hyperlink"/>
@@ -11806,7 +11857,7 @@
       <w:r>
         <w:t>PostgreSQL: </w:t>
       </w:r>
-      <w:hyperlink r:id="rId66" w:history="1">
+      <w:hyperlink r:id="rId67" w:history="1">
         <w:r>
           <w:rPr>
             <w:rStyle w:val="Hyperlink"/>
@@ -11825,7 +11876,7 @@
       <w:r>
         <w:t>RabbitMQ: </w:t>
       </w:r>
-      <w:hyperlink r:id="rId67" w:history="1">
+      <w:hyperlink r:id="rId68" w:history="1">
         <w:r>
           <w:rPr>
             <w:rStyle w:val="Hyperlink"/>
@@ -11844,7 +11895,7 @@
       <w:r>
         <w:t>SignalR: </w:t>
       </w:r>
-      <w:hyperlink r:id="rId68" w:history="1">
+      <w:hyperlink r:id="rId69" w:history="1">
         <w:r>
           <w:rPr>
             <w:rStyle w:val="Hyperlink"/>
